--- a/siga-desenv.docx
+++ b/siga-desenv.docx
@@ -35,150 +35,102 @@
           <w:b/>
           <w:bCs/>
         </w:rPr>
-        <w:t xml:space="preserve"> </w:t>
-      </w:r>
-      <w:r>
+        <w:t xml:space="preserve"> - 3°D;</w:t>
+      </w:r>
+    </w:p>
+    <w:p>
+      <w:pPr>
+        <w:jc w:val="center"/>
         <w:rPr>
           <w:rFonts w:ascii="Arial" w:hAnsi="Arial" w:cs="Arial"/>
           <w:b/>
           <w:bCs/>
         </w:rPr>
-        <w:t>- 3°D</w:t>
-      </w:r>
+      </w:pPr>
       <w:r>
         <w:rPr>
           <w:rFonts w:ascii="Arial" w:hAnsi="Arial" w:cs="Arial"/>
           <w:b/>
           <w:bCs/>
         </w:rPr>
-        <w:t>;</w:t>
-      </w:r>
-    </w:p>
-    <w:p>
-      <w:pPr>
-        <w:jc w:val="center"/>
+        <w:t>Ken Watanabe</w:t>
+      </w:r>
+      <w:r>
         <w:rPr>
           <w:rFonts w:ascii="Arial" w:hAnsi="Arial" w:cs="Arial"/>
           <w:b/>
           <w:bCs/>
         </w:rPr>
-      </w:pPr>
-      <w:r>
+        <w:t xml:space="preserve"> - 3°D;</w:t>
+      </w:r>
+    </w:p>
+    <w:p>
+      <w:pPr>
+        <w:jc w:val="center"/>
         <w:rPr>
           <w:rFonts w:ascii="Arial" w:hAnsi="Arial" w:cs="Arial"/>
           <w:b/>
           <w:bCs/>
         </w:rPr>
-        <w:t>Ken Watanabe</w:t>
-      </w:r>
+      </w:pPr>
       <w:r>
         <w:rPr>
           <w:rFonts w:ascii="Arial" w:hAnsi="Arial" w:cs="Arial"/>
           <w:b/>
           <w:bCs/>
         </w:rPr>
-        <w:t xml:space="preserve"> </w:t>
-      </w:r>
+        <w:t xml:space="preserve">Leonardo </w:t>
+      </w:r>
+      <w:proofErr w:type="spellStart"/>
       <w:r>
         <w:rPr>
           <w:rFonts w:ascii="Arial" w:hAnsi="Arial" w:cs="Arial"/>
           <w:b/>
           <w:bCs/>
         </w:rPr>
-        <w:t>- 3°D</w:t>
-      </w:r>
+        <w:t>Bredariol</w:t>
+      </w:r>
+      <w:proofErr w:type="spellEnd"/>
       <w:r>
         <w:rPr>
           <w:rFonts w:ascii="Arial" w:hAnsi="Arial" w:cs="Arial"/>
           <w:b/>
           <w:bCs/>
         </w:rPr>
-        <w:t>;</w:t>
-      </w:r>
-    </w:p>
-    <w:p>
-      <w:pPr>
-        <w:jc w:val="center"/>
+        <w:t xml:space="preserve"> Almeida</w:t>
+      </w:r>
+      <w:r>
         <w:rPr>
           <w:rFonts w:ascii="Arial" w:hAnsi="Arial" w:cs="Arial"/>
           <w:b/>
           <w:bCs/>
         </w:rPr>
-      </w:pPr>
-      <w:r>
+        <w:t xml:space="preserve"> Lima - 3°D;</w:t>
+      </w:r>
+    </w:p>
+    <w:p>
+      <w:pPr>
+        <w:jc w:val="center"/>
         <w:rPr>
           <w:rFonts w:ascii="Arial" w:hAnsi="Arial" w:cs="Arial"/>
           <w:b/>
           <w:bCs/>
         </w:rPr>
-        <w:t xml:space="preserve">Leonardo </w:t>
-      </w:r>
-      <w:proofErr w:type="spellStart"/>
+      </w:pPr>
       <w:r>
         <w:rPr>
           <w:rFonts w:ascii="Arial" w:hAnsi="Arial" w:cs="Arial"/>
           <w:b/>
           <w:bCs/>
         </w:rPr>
-        <w:t>Bredariol</w:t>
-      </w:r>
-      <w:proofErr w:type="spellEnd"/>
+        <w:t>Pietro Cardoso de Freitas</w:t>
+      </w:r>
       <w:r>
         <w:rPr>
           <w:rFonts w:ascii="Arial" w:hAnsi="Arial" w:cs="Arial"/>
           <w:b/>
           <w:bCs/>
         </w:rPr>
-        <w:t xml:space="preserve"> Almeida</w:t>
-      </w:r>
-      <w:r>
-        <w:rPr>
-          <w:rFonts w:ascii="Arial" w:hAnsi="Arial" w:cs="Arial"/>
-          <w:b/>
-          <w:bCs/>
-        </w:rPr>
-        <w:t xml:space="preserve"> Lima </w:t>
-      </w:r>
-      <w:r>
-        <w:rPr>
-          <w:rFonts w:ascii="Arial" w:hAnsi="Arial" w:cs="Arial"/>
-          <w:b/>
-          <w:bCs/>
-        </w:rPr>
-        <w:t>- 3°D</w:t>
-      </w:r>
-      <w:r>
-        <w:rPr>
-          <w:rFonts w:ascii="Arial" w:hAnsi="Arial" w:cs="Arial"/>
-          <w:b/>
-          <w:bCs/>
-        </w:rPr>
-        <w:t>;</w:t>
-      </w:r>
-    </w:p>
-    <w:p>
-      <w:pPr>
-        <w:jc w:val="center"/>
-        <w:rPr>
-          <w:rFonts w:ascii="Arial" w:hAnsi="Arial" w:cs="Arial"/>
-          <w:b/>
-          <w:bCs/>
-        </w:rPr>
-      </w:pPr>
-      <w:r>
-        <w:rPr>
-          <w:rFonts w:ascii="Arial" w:hAnsi="Arial" w:cs="Arial"/>
-          <w:b/>
-          <w:bCs/>
-        </w:rPr>
-        <w:t>Pietro Cardoso de Freitas</w:t>
-      </w:r>
-      <w:r>
-        <w:rPr>
-          <w:rFonts w:ascii="Arial" w:hAnsi="Arial" w:cs="Arial"/>
-          <w:b/>
-          <w:bCs/>
-        </w:rPr>
         <w:t xml:space="preserve"> - 3°D</w:t>
       </w:r>
     </w:p>
@@ -351,28 +303,91 @@
     </w:p>
     <w:p>
       <w:pPr>
+        <w:ind w:firstLine="708"/>
+        <w:jc w:val="both"/>
+        <w:rPr>
+          <w:rFonts w:ascii="Arial" w:hAnsi="Arial" w:cs="Arial"/>
+        </w:rPr>
+      </w:pPr>
+    </w:p>
+    <w:p>
+      <w:pPr>
+        <w:ind w:firstLine="708"/>
+        <w:jc w:val="both"/>
+        <w:rPr>
+          <w:rFonts w:ascii="Arial" w:hAnsi="Arial" w:cs="Arial"/>
+        </w:rPr>
+      </w:pPr>
+      <w:r>
         <w:rPr>
           <w:rFonts w:ascii="Arial" w:hAnsi="Arial" w:cs="Arial"/>
           <w:sz w:val="40"/>
           <w:szCs w:val="40"/>
         </w:rPr>
-      </w:pPr>
+        <w:tab/>
+      </w:r>
       <w:r>
         <w:rPr>
           <w:rFonts w:ascii="Arial" w:hAnsi="Arial" w:cs="Arial"/>
           <w:sz w:val="40"/>
           <w:szCs w:val="40"/>
         </w:rPr>
-        <w:tab/>
-      </w:r>
-      <w:r>
-        <w:rPr>
-          <w:rFonts w:ascii="Arial" w:hAnsi="Arial" w:cs="Arial"/>
-          <w:sz w:val="40"/>
-          <w:szCs w:val="40"/>
-        </w:rPr>
         <w:t xml:space="preserve"> </w:t>
       </w:r>
+    </w:p>
+    <w:p>
+      <w:pPr>
+        <w:rPr>
+          <w:rFonts w:ascii="Arial" w:hAnsi="Arial" w:cs="Arial"/>
+        </w:rPr>
+      </w:pPr>
+      <w:r>
+        <w:rPr>
+          <w:rFonts w:ascii="Arial" w:hAnsi="Arial" w:cs="Arial"/>
+        </w:rPr>
+        <w:t>Referências:</w:t>
+      </w:r>
+      <w:r>
+        <w:rPr>
+          <w:rFonts w:ascii="Arial" w:hAnsi="Arial" w:cs="Arial"/>
+        </w:rPr>
+        <w:br/>
+      </w:r>
+      <w:hyperlink r:id="rId4" w:history="1">
+        <w:r>
+          <w:rPr>
+            <w:rStyle w:val="Hyperlink"/>
+          </w:rPr>
+          <w:t>https://adelpha-api.mackenzie.br/server/api/core/bitstreams/a5868368-16c5-4d4d-abb1-a2f5afe78640/content</w:t>
+        </w:r>
+      </w:hyperlink>
+    </w:p>
+    <w:p>
+      <w:hyperlink r:id="rId5" w:history="1">
+        <w:r>
+          <w:rPr>
+            <w:rStyle w:val="Hyperlink"/>
+          </w:rPr>
+          <w:t>https://lcv.fee.unicamp.br/wp-content/images/BTSym-21/papers/BTSym2021_058_v1.pdf</w:t>
+        </w:r>
+      </w:hyperlink>
+    </w:p>
+    <w:p>
+      <w:hyperlink r:id="rId6" w:history="1">
+        <w:r>
+          <w:rPr>
+            <w:rStyle w:val="Hyperlink"/>
+          </w:rPr>
+          <w:t>https://repositorio.ifes.edu.br/server/api/core/bitstreams/7216f309-c624-4528-b7fb-fe252a6acab6/content</w:t>
+        </w:r>
+      </w:hyperlink>
+    </w:p>
+    <w:p>
+      <w:pPr>
+        <w:rPr>
+          <w:rFonts w:ascii="Arial" w:hAnsi="Arial" w:cs="Arial"/>
+        </w:rPr>
+      </w:pPr>
     </w:p>
     <w:p>
       <w:pPr>
@@ -1059,6 +1074,7 @@
   <w:style w:type="character" w:default="1" w:styleId="Fontepargpadro">
     <w:name w:val="Default Paragraph Font"/>
     <w:uiPriority w:val="1"/>
+    <w:semiHidden/>
     <w:unhideWhenUsed/>
   </w:style>
   <w:style w:type="table" w:default="1" w:styleId="Tabelanormal">
@@ -1370,6 +1386,29 @@
       <w:smallCaps/>
       <w:color w:val="2F5496" w:themeColor="accent1" w:themeShade="BF"/>
       <w:spacing w:val="5"/>
+    </w:rPr>
+  </w:style>
+  <w:style w:type="character" w:styleId="Hyperlink">
+    <w:name w:val="Hyperlink"/>
+    <w:basedOn w:val="Fontepargpadro"/>
+    <w:uiPriority w:val="99"/>
+    <w:unhideWhenUsed/>
+    <w:rsid w:val="00B82408"/>
+    <w:rPr>
+      <w:color w:val="0563C1" w:themeColor="hyperlink"/>
+      <w:u w:val="single"/>
+    </w:rPr>
+  </w:style>
+  <w:style w:type="character" w:styleId="MenoPendente">
+    <w:name w:val="Unresolved Mention"/>
+    <w:basedOn w:val="Fontepargpadro"/>
+    <w:uiPriority w:val="99"/>
+    <w:semiHidden/>
+    <w:unhideWhenUsed/>
+    <w:rsid w:val="00B82408"/>
+    <w:rPr>
+      <w:color w:val="605E5C"/>
+      <w:shd w:val="clear" w:color="auto" w:fill="E1DFDD"/>
     </w:rPr>
   </w:style>
 </w:styles>
